--- a/doc/大作业文档/05-详细设计说明书.docx
+++ b/doc/大作业文档/05-详细设计说明书.docx
@@ -1214,7 +1214,7 @@
           <w:i/>
           <w:color w:val="666666"/>
         </w:rPr>
-        <w:t>.md</w:t>
+        <w:t>.</w:t>
       </w:r>
       <w:r>
         <w:rPr>
@@ -1778,38 +1778,24 @@
         <w:t>架构设计文档</w:t>
       </w:r>
       <w:r>
+        <w:t xml:space="preserve"> §5</w:t>
+      </w:r>
+      <w:r>
+        <w:t>、</w:t>
+      </w:r>
+      <w:r>
         <w:rPr>
           <w:color w:val="0563C1"/>
           <w:u w:val="single"/>
         </w:rPr>
-        <w:t>.md</w:t>
-      </w:r>
-      <w:r>
-        <w:t xml:space="preserve"> §5</w:t>
-      </w:r>
-      <w:r>
-        <w:t>、</w:t>
+        <w:t>03-</w:t>
       </w:r>
       <w:r>
         <w:rPr>
           <w:color w:val="0563C1"/>
           <w:u w:val="single"/>
         </w:rPr>
-        <w:t>03-</w:t>
-      </w:r>
-      <w:r>
-        <w:rPr>
-          <w:color w:val="0563C1"/>
-          <w:u w:val="single"/>
-        </w:rPr>
         <w:t>需求规格说明书</w:t>
-      </w:r>
-      <w:r>
-        <w:rPr>
-          <w:color w:val="0563C1"/>
-          <w:u w:val="single"/>
-        </w:rPr>
-        <w:t>.md</w:t>
       </w:r>
       <w:r>
         <w:t xml:space="preserve"> §5.2</w:t>
@@ -6557,17 +6543,8 @@
           <w:rFonts w:ascii="Consolas" w:eastAsia="Consolas" w:hAnsi="Consolas"/>
           <w:sz w:val="18"/>
         </w:rPr>
-        <w:t>).</w:t>
-      </w:r>
-      <w:proofErr w:type="spellStart"/>
-      <w:r>
-        <w:rPr>
-          <w:rFonts w:ascii="Consolas" w:eastAsia="Consolas" w:hAnsi="Consolas"/>
-          <w:sz w:val="18"/>
-        </w:rPr>
-        <w:t>isBefore</w:t>
-      </w:r>
-      <w:proofErr w:type="spellEnd"/>
+        <w:t>).isBefore</w:t>
+      </w:r>
       <w:proofErr w:type="gramEnd"/>
       <w:r>
         <w:rPr>
@@ -10593,13 +10570,6 @@
           <w:u w:val="single"/>
         </w:rPr>
         <w:t>需求规格说明书</w:t>
-      </w:r>
-      <w:r>
-        <w:rPr>
-          <w:color w:val="0563C1"/>
-          <w:u w:val="single"/>
-        </w:rPr>
-        <w:t>.md</w:t>
       </w:r>
       <w:r>
         <w:t xml:space="preserve"> §6 ER </w:t>

--- a/doc/大作业文档/05-详细设计说明书.docx
+++ b/doc/大作业文档/05-详细设计说明书.docx
@@ -258,11 +258,19 @@
       </w:pPr>
       <w:r>
         <w:rPr>
+          <w:rFonts w:ascii="华文新魏" w:eastAsia="华文新魏"/>
+          <w:sz w:val="72"/>
+          <w:szCs w:val="72"/>
+        </w:rPr>
+        <w:t>大</w:t>
+      </w:r>
+      <w:r>
+        <w:rPr>
           <w:rFonts w:ascii="华文新魏" w:eastAsia="华文新魏" w:hint="eastAsia"/>
           <w:sz w:val="72"/>
           <w:szCs w:val="72"/>
         </w:rPr>
-        <w:t>期中作业</w:t>
+        <w:t>作业</w:t>
       </w:r>
     </w:p>
     <w:p/>
@@ -20347,7 +20355,6 @@
   <w:style w:type="character" w:default="1" w:styleId="a0">
     <w:name w:val="Default Paragraph Font"/>
     <w:uiPriority w:val="1"/>
-    <w:semiHidden/>
     <w:unhideWhenUsed/>
   </w:style>
   <w:style w:type="table" w:default="1" w:styleId="a1">
